--- a/artifacts/vendor-submission-examples/submissions/01_sparkbridge_global_submission.docx
+++ b/artifacts/vendor-submission-examples/submissions/01_sparkbridge_global_submission.docx
@@ -57,21 +57,21 @@
           <w:b/>
           <w:spacing w:val="0"/>
         </w:rPr>
-        <w:t xml:space="preserve">Executive Note</w:t>
-      </w:r>
-    </w:p>
-    <w:p>
-      <w:pPr>
-        <w:spacing w:after="160"/>
-      </w:pPr>
-      <w:r>
-        <w:rPr>
-          <w:rFonts w:ascii="Helvetica" w:hAnsi="Helvetica" w:cs="Helvetica"/>
-          <w:sz w:val="29"/>
-          <w:sz-cs w:val="29"/>
-          <w:spacing w:val="0"/>
-        </w:rPr>
-        <w:t xml:space="preserve">This response covers the exact AI-generated questionnaire, the requested line items, and the commercial schedule expectations from the RFQ package.</w:t>
+        <w:t xml:space="preserve">Executive Summary</w:t>
+      </w:r>
+    </w:p>
+    <w:p>
+      <w:pPr>
+        <w:spacing w:after="160"/>
+      </w:pPr>
+      <w:r>
+        <w:rPr>
+          <w:rFonts w:ascii="Helvetica" w:hAnsi="Helvetica" w:cs="Helvetica"/>
+          <w:sz w:val="29"/>
+          <w:sz-cs w:val="29"/>
+          <w:spacing w:val="0"/>
+        </w:rPr>
+        <w:t xml:space="preserve">This response covers the archived generated questionnaire, the requested service line items, and the commercial pricing schedule expected in the RFQ package.</w:t>
       </w:r>
     </w:p>
     <w:p>
@@ -86,6 +86,107 @@
           <w:b/>
           <w:spacing w:val="0"/>
         </w:rPr>
+        <w:t xml:space="preserve">Agency Overview</w:t>
+      </w:r>
+    </w:p>
+    <w:p>
+      <w:pPr>
+        <w:spacing w:after="160"/>
+      </w:pPr>
+      <w:r>
+        <w:rPr>
+          <w:rFonts w:ascii="Helvetica" w:hAnsi="Helvetica" w:cs="Helvetica"/>
+          <w:sz w:val="29"/>
+          <w:sz-cs w:val="29"/>
+          <w:spacing w:val="0"/>
+        </w:rPr>
+        <w:t xml:space="preserve">SparkBridge Global is an integrated launch partner combining brand strategy, creative development, production management, social activation, and launch PMO support across consumer health categories. The team proposed for this RFQ would be led from our global launch practice with embedded compliance and production specialists, and the submission intentionally covers all eight requested line items in one coordinated scope.</w:t>
+      </w:r>
+    </w:p>
+    <w:p>
+      <w:pPr>
+        <w:spacing w:after="160"/>
+      </w:pPr>
+      <w:r>
+        <w:rPr>
+          <w:rFonts w:ascii="Helvetica" w:hAnsi="Helvetica" w:cs="Helvetica"/>
+          <w:sz w:val="37"/>
+          <w:sz-cs w:val="37"/>
+          <w:b/>
+          <w:spacing w:val="0"/>
+        </w:rPr>
+        <w:t xml:space="preserve">Strategic Point of View</w:t>
+      </w:r>
+    </w:p>
+    <w:p>
+      <w:pPr>
+        <w:spacing w:after="160"/>
+      </w:pPr>
+      <w:r>
+        <w:rPr>
+          <w:rFonts w:ascii="Helvetica" w:hAnsi="Helvetica" w:cs="Helvetica"/>
+          <w:sz w:val="29"/>
+          <w:sz-cs w:val="29"/>
+          <w:spacing w:val="0"/>
+        </w:rPr>
+        <w:t xml:space="preserve">Our point of view is that the strongest kids-health launch combines caregiver trust, disciplined claims-safe messaging, and one adaptable master idea that can travel cleanly from flagship film into social and paid activation.</w:t>
+      </w:r>
+    </w:p>
+    <w:p>
+      <w:pPr>
+        <w:spacing w:after="160"/>
+      </w:pPr>
+      <w:r>
+        <w:rPr>
+          <w:rFonts w:ascii="Helvetica" w:hAnsi="Helvetica" w:cs="Helvetica"/>
+          <w:sz w:val="37"/>
+          <w:sz-cs w:val="37"/>
+          <w:b/>
+          <w:spacing w:val="0"/>
+        </w:rPr>
+        <w:t xml:space="preserve">Selected Relevant Work</w:t>
+      </w:r>
+    </w:p>
+    <w:p>
+      <w:pPr>
+        <w:spacing w:after="160"/>
+      </w:pPr>
+      <w:r>
+        <w:rPr>
+          <w:rFonts w:ascii="Helvetica" w:hAnsi="Helvetica" w:cs="Helvetica"/>
+          <w:sz w:val="29"/>
+          <w:sz-cs w:val="29"/>
+          <w:spacing w:val="0"/>
+        </w:rPr>
+        <w:t xml:space="preserve">- Global nutrition beverage relaunch across 14 markets with one master film and modular social system.</w:t>
+      </w:r>
+    </w:p>
+    <w:p>
+      <w:pPr>
+        <w:spacing w:after="160"/>
+      </w:pPr>
+      <w:r>
+        <w:rPr>
+          <w:rFonts w:ascii="Helvetica" w:hAnsi="Helvetica" w:cs="Helvetica"/>
+          <w:sz w:val="29"/>
+          <w:sz-cs w:val="29"/>
+          <w:spacing w:val="0"/>
+        </w:rPr>
+        <w:t xml:space="preserve">- Family wellness campaign requiring integrated legal and claims review across TV, digital, and shopper assets.</w:t>
+      </w:r>
+    </w:p>
+    <w:p>
+      <w:pPr>
+        <w:spacing w:after="160"/>
+      </w:pPr>
+      <w:r>
+        <w:rPr>
+          <w:rFonts w:ascii="Helvetica" w:hAnsi="Helvetica" w:cs="Helvetica"/>
+          <w:sz w:val="37"/>
+          <w:sz-cs w:val="37"/>
+          <w:b/>
+          <w:spacing w:val="0"/>
+        </w:rPr>
         <w:t xml:space="preserve">Questionnaire Responses</w:t>
       </w:r>
     </w:p>
@@ -101,7 +202,7 @@
           <w:b/>
           <w:spacing w:val="0"/>
         </w:rPr>
-        <w:t xml:space="preserve">q_m1</w:t>
+        <w:t xml:space="preserve">q_cr_mac_1</w:t>
       </w:r>
     </w:p>
     <w:p>
@@ -125,7 +226,7 @@
           <w:sz-cs w:val="29"/>
           <w:spacing w:val="0"/>
         </w:rPr>
-        <w:t xml:space="preserve"> Confirm whether you can support child-directed advertising for this program. Answer Yes or No, and name the team or function that will provide this support.</w:t>
+        <w:t xml:space="preserve"> Confirm whether your agency can support child-directed advertising for this launch. Answer Yes or No and identify the in-house team or partner capability that will perform this work.</w:t>
       </w:r>
     </w:p>
     <w:p>
@@ -164,7 +265,7 @@
           <w:b/>
           <w:spacing w:val="0"/>
         </w:rPr>
-        <w:t xml:space="preserve">q_m2</w:t>
+        <w:t xml:space="preserve">q_cr_mac_2</w:t>
       </w:r>
     </w:p>
     <w:p>
@@ -188,7 +289,7 @@
           <w:sz-cs w:val="29"/>
           <w:spacing w:val="0"/>
         </w:rPr>
-        <w:t xml:space="preserve"> Confirm whether you can support claims review for this program. Answer Yes or No, and name the team or function that will provide this support.</w:t>
+        <w:t xml:space="preserve"> Confirm whether your agency can support claims review for launch assets and product-related claims. Answer Yes or No and identify the in-house team or partner capability that will perform this work.</w:t>
       </w:r>
     </w:p>
     <w:p>
@@ -227,7 +328,7 @@
           <w:b/>
           <w:spacing w:val="0"/>
         </w:rPr>
-        <w:t xml:space="preserve">q_m3</w:t>
+        <w:t xml:space="preserve">q_cr_mac_3</w:t>
       </w:r>
     </w:p>
     <w:p>
@@ -251,7 +352,7 @@
           <w:sz-cs w:val="29"/>
           <w:spacing w:val="0"/>
         </w:rPr>
-        <w:t xml:space="preserve"> Provide the full name, title, and accountable role of the engagement lead who would be responsible for this RFQ.</w:t>
+        <w:t xml:space="preserve"> Provide the full name, role title, and email address of the named engagement lead who will own this launch program.</w:t>
       </w:r>
     </w:p>
     <w:p>
@@ -275,7 +376,7 @@
           <w:sz-cs w:val="29"/>
           <w:spacing w:val="0"/>
         </w:rPr>
-        <w:t xml:space="preserve"> Sarah Lin, Global Launch Director. Sarah would own executive delivery, decision coordination, and buyer-facing accountability across all workstreams.</w:t>
+        <w:t xml:space="preserve"> Sarah Lin, Global Launch Director, sarah.lin@sparkbridgeglobal.com. Sarah would own executive delivery, decision coordination, and buyer-facing accountability across all workstreams.</w:t>
       </w:r>
     </w:p>
     <w:p>
@@ -290,7 +391,7 @@
           <w:b/>
           <w:spacing w:val="0"/>
         </w:rPr>
-        <w:t xml:space="preserve">q_m4</w:t>
+        <w:t xml:space="preserve">q_cr_mac_4</w:t>
       </w:r>
     </w:p>
     <w:p>
@@ -314,7 +415,7 @@
           <w:sz-cs w:val="29"/>
           <w:spacing w:val="0"/>
         </w:rPr>
-        <w:t xml:space="preserve"> Provide your baseline launch governance approach, including the meeting cadence, approval path, and escalation route you would use for this engagement.</w:t>
+        <w:t xml:space="preserve"> Confirm whether you are providing a launch governance approach. Answer Yes or No and submit a brief overview covering meeting cadence, decision ownership, and escalation.</w:t>
       </w:r>
     </w:p>
     <w:p>
@@ -338,7 +439,7 @@
           <w:sz-cs w:val="29"/>
           <w:spacing w:val="0"/>
         </w:rPr>
-        <w:t xml:space="preserve"> We would run a weekly steering committee, twice-weekly cross-functional operations review, and a 24-hour escalation path for claims, approvals, and production risks. Buyer sign-off would follow a defined approve/revise/escalate route.</w:t>
+        <w:t xml:space="preserve"> Yes. We would run a weekly steering committee, twice-weekly cross-functional operations review, and a 24-hour escalation path for claims, approvals, and production risks. Buyer sign-off would follow a defined approve/revise/escalate route.</w:t>
       </w:r>
     </w:p>
     <w:p>
@@ -353,7 +454,7 @@
           <w:b/>
           <w:spacing w:val="0"/>
         </w:rPr>
-        <w:t xml:space="preserve">q_m5</w:t>
+        <w:t xml:space="preserve">q_cr_mac_5</w:t>
       </w:r>
     </w:p>
     <w:p>
@@ -377,7 +478,7 @@
           <w:sz-cs w:val="29"/>
           <w:spacing w:val="0"/>
         </w:rPr>
-        <w:t xml:space="preserve"> State whether the launch timelines in this RFQ are achievable for your proposed delivery model. Select one: Achievable or Not achievable.</w:t>
+        <w:t xml:space="preserve"> State whether the buyer launch timelines are achievable. Select one option: Achievable as issued / Achievable with dependencies / Not achievable. Then list the key dependencies or constraints, or state None.</w:t>
       </w:r>
     </w:p>
     <w:p>
@@ -401,7 +502,7 @@
           <w:sz-cs w:val="29"/>
           <w:spacing w:val="0"/>
         </w:rPr>
-        <w:t xml:space="preserve"> Achievable.</w:t>
+        <w:t xml:space="preserve"> Achievable as issued. Standard buyer approvals within the agreed turnaround windows will be sufficient; no exceptional dependencies or scope caveats are required beyond normal launch governance inputs.</w:t>
       </w:r>
     </w:p>
     <w:p>
@@ -416,7 +517,7 @@
           <w:b/>
           <w:spacing w:val="0"/>
         </w:rPr>
-        <w:t xml:space="preserve">q_m6</w:t>
+        <w:t xml:space="preserve">q_cr_tech_1</w:t>
       </w:r>
     </w:p>
     <w:p>
@@ -440,7 +541,7 @@
           <w:sz-cs w:val="29"/>
           <w:spacing w:val="0"/>
         </w:rPr>
-        <w:t xml:space="preserve"> List the key dependencies, buyer inputs, or approval assumptions that sit behind your stated launch timeline position.</w:t>
+        <w:t xml:space="preserve"> Describe your end-to-end approach for ensuring child-directed marketing safety and claims usage compliance across strategy, creative, TVC, social, and launch approvals. Include where reviews occur, who owns them, how issues are escalated, and how rework is prevented.</w:t>
       </w:r>
     </w:p>
     <w:p>
@@ -464,7 +565,7 @@
           <w:sz-cs w:val="29"/>
           <w:spacing w:val="0"/>
         </w:rPr>
-        <w:t xml:space="preserve"> Key dependencies are final claims matrix approval by 14 May, buyer response windows within 48 hours, product sample access for production planning, and timely market adaptation inputs from regional brand teams.</w:t>
+        <w:t xml:space="preserve"> Our compliance operating model places a compliance checkpoint at briefing, creative territory selection, storyboard approval, final script, rough cut, final cut, and market adaptation release. The compliance lead signs off all child-directed claims language, maintains a red-flag register, and can stop release if unresolved issues remain.</w:t>
       </w:r>
     </w:p>
     <w:p>
@@ -479,7 +580,7 @@
           <w:b/>
           <w:spacing w:val="0"/>
         </w:rPr>
-        <w:t xml:space="preserve">q_t1</w:t>
+        <w:t xml:space="preserve">q_cr_tech_2</w:t>
       </w:r>
     </w:p>
     <w:p>
@@ -503,7 +604,7 @@
           <w:sz-cs w:val="29"/>
           <w:spacing w:val="0"/>
         </w:rPr>
-        <w:t xml:space="preserve"> Describe your operating model for managing child-directed advertising and claims compliance across strategy, creative, TVC, social, media activation, and final launch approvals. Cover review checkpoints, decision ownership, and escalation handling.</w:t>
+        <w:t xml:space="preserve"> Provide your proposed launch workplan from kickoff to launch, showing key stages for strategy, creative, TVC, social, compliance review, and program management. Explain how approvals will be managed, what the critical dependencies are, and how schedule risks will be controlled.</w:t>
       </w:r>
     </w:p>
     <w:p>
@@ -527,7 +628,7 @@
           <w:sz-cs w:val="29"/>
           <w:spacing w:val="0"/>
         </w:rPr>
-        <w:t xml:space="preserve"> Our compliance operating model places a compliance checkpoint at briefing, creative territory selection, storyboard approval, final script, rough cut, final cut, and market adaptation release. The compliance lead signs off all child-directed claims language, maintains a red-flag register, and can stop release if unresolved issues remain.</w:t>
+        <w:t xml:space="preserve"> We would protect the launch calendar through parallel workstreams, pre-booked production capacity, a milestone tracker shared with the buyer, and an approval SLA pack. Delays trigger same-day escalation with path-to-green options such as alternate edit routes, pre-cleared modular social assets, and staggered release priorities.</w:t>
       </w:r>
     </w:p>
     <w:p>
@@ -542,7 +643,7 @@
           <w:b/>
           <w:spacing w:val="0"/>
         </w:rPr>
-        <w:t xml:space="preserve">q_t2</w:t>
+        <w:t xml:space="preserve">q_cr_tech_3</w:t>
       </w:r>
     </w:p>
     <w:p>
@@ -566,7 +667,7 @@
           <w:sz-cs w:val="29"/>
           <w:spacing w:val="0"/>
         </w:rPr>
-        <w:t xml:space="preserve"> Describe how you would manage approvals, dependencies, and critical path activities so that the launch calendar can be met. Include turnaround assumptions, delay management, and how you would protect key milestones.</w:t>
+        <w:t xml:space="preserve"> Describe your approach to launch strategy and creative development for the new kids health drink, including audience segmentation, messaging framework, creative territory development, and how the master campaign idea will be carried into launch assets.</w:t>
       </w:r>
     </w:p>
     <w:p>
@@ -590,7 +691,70 @@
           <w:sz-cs w:val="29"/>
           <w:spacing w:val="0"/>
         </w:rPr>
-        <w:t xml:space="preserve"> We would protect the launch calendar through parallel workstreams, pre-booked production capacity, a milestone tracker shared with the buyer, and an approval SLA pack. Delays trigger same-day escalation with path-to-green options such as alternate edit routes, pre-cleared modular social assets, and staggered release priorities.</w:t>
+        <w:t xml:space="preserve"> Our strategy and creative approach starts with caregiver trust plus kid appeal, then builds one master campaign idea that travels from flagship film into social, retail, and launch governance assets. We would use modular creative components so claims-safe messaging can be adapted quickly without resetting the full approval cycle.</w:t>
+      </w:r>
+    </w:p>
+    <w:p>
+      <w:pPr>
+        <w:spacing w:after="120"/>
+      </w:pPr>
+      <w:r>
+        <w:rPr>
+          <w:rFonts w:ascii="Helvetica" w:hAnsi="Helvetica" w:cs="Helvetica"/>
+          <w:sz w:val="30"/>
+          <w:sz-cs w:val="30"/>
+          <w:b/>
+          <w:spacing w:val="0"/>
+        </w:rPr>
+        <w:t xml:space="preserve">q_cr_tech_4</w:t>
+      </w:r>
+    </w:p>
+    <w:p>
+      <w:pPr>
+        <w:spacing w:after="160"/>
+      </w:pPr>
+      <w:r>
+        <w:rPr>
+          <w:rFonts w:ascii="Helvetica" w:hAnsi="Helvetica" w:cs="Helvetica"/>
+          <w:sz w:val="29"/>
+          <w:sz-cs w:val="29"/>
+          <w:b/>
+          <w:spacing w:val="0"/>
+        </w:rPr>
+        <w:t xml:space="preserve">Question:</w:t>
+      </w:r>
+      <w:r>
+        <w:rPr>
+          <w:rFonts w:ascii="Helvetica" w:hAnsi="Helvetica" w:cs="Helvetica"/>
+          <w:sz w:val="29"/>
+          <w:sz-cs w:val="29"/>
+          <w:spacing w:val="0"/>
+        </w:rPr>
+        <w:t xml:space="preserve"> Describe your approach to TVC development and production for the global launch, covering concept development, pre-production, shoot management, post-production, and delivery of the master film and cutdowns for paid media use.</w:t>
+      </w:r>
+    </w:p>
+    <w:p>
+      <w:pPr>
+        <w:spacing w:after="160"/>
+      </w:pPr>
+      <w:r>
+        <w:rPr>
+          <w:rFonts w:ascii="Helvetica" w:hAnsi="Helvetica" w:cs="Helvetica"/>
+          <w:sz w:val="29"/>
+          <w:sz-cs w:val="29"/>
+          <w:b/>
+          <w:spacing w:val="0"/>
+        </w:rPr>
+        <w:t xml:space="preserve">Response:</w:t>
+      </w:r>
+      <w:r>
+        <w:rPr>
+          <w:rFonts w:ascii="Helvetica" w:hAnsi="Helvetica" w:cs="Helvetica"/>
+          <w:sz w:val="29"/>
+          <w:sz-cs w:val="29"/>
+          <w:spacing w:val="0"/>
+        </w:rPr>
+        <w:t xml:space="preserve"> We would handle TVC development and production through a single film workstream covering creative concept, script and storyboard, production board approval, shoot planning, post-production, and delivery of the master film with launch cutdowns. Production control would sit with one lead producer supported by compliance review before shoot lock, rough-cut approval, and final release.</w:t>
       </w:r>
     </w:p>
     <w:p>
@@ -605,35 +769,6 @@
           <w:b/>
           <w:spacing w:val="0"/>
         </w:rPr>
-        <w:t xml:space="preserve">Additional Strategy and Creative Response</w:t>
-      </w:r>
-    </w:p>
-    <w:p>
-      <w:pPr>
-        <w:spacing w:after="160"/>
-      </w:pPr>
-      <w:r>
-        <w:rPr>
-          <w:rFonts w:ascii="Helvetica" w:hAnsi="Helvetica" w:cs="Helvetica"/>
-          <w:sz w:val="29"/>
-          <w:sz-cs w:val="29"/>
-          <w:spacing w:val="0"/>
-        </w:rPr>
-        <w:t xml:space="preserve">Our strategy and creative approach starts with caregiver trust plus kid appeal, then builds one master campaign idea that travels from flagship film into social, retail, and launch governance assets. We would use modular creative components so claims-safe messaging can be adapted quickly without resetting the full approval cycle.</w:t>
-      </w:r>
-    </w:p>
-    <w:p>
-      <w:pPr>
-        <w:spacing w:after="160"/>
-      </w:pPr>
-      <w:r>
-        <w:rPr>
-          <w:rFonts w:ascii="Helvetica" w:hAnsi="Helvetica" w:cs="Helvetica"/>
-          <w:sz w:val="37"/>
-          <w:sz-cs w:val="37"/>
-          <w:b/>
-          <w:spacing w:val="0"/>
-        </w:rPr>
         <w:t xml:space="preserve">Commercial Pricing Schedule</w:t>
       </w:r>
     </w:p>
@@ -673,33 +808,46 @@
           <w:b/>
           <w:spacing w:val="0"/>
         </w:rPr>
-        <w:t xml:space="preserve">Pricing Treatment</w:t>
-      </w:r>
-    </w:p>
-    <w:p>
-      <w:pPr/>
-      <w:r>
-        <w:rPr>
-          <w:rFonts w:ascii="Helvetica" w:hAnsi="Helvetica" w:cs="Helvetica"/>
-          <w:sz w:val="25"/>
-          <w:sz-cs w:val="25"/>
-          <w:b/>
-          <w:spacing w:val="0"/>
-        </w:rPr>
-        <w:t xml:space="preserve">Quoted Price</w:t>
-      </w:r>
-    </w:p>
-    <w:p>
-      <w:pPr/>
-      <w:r>
-        <w:rPr>
-          <w:rFonts w:ascii="Helvetica" w:hAnsi="Helvetica" w:cs="Helvetica"/>
-          <w:sz w:val="25"/>
-          <w:sz-cs w:val="25"/>
-          <w:b/>
-          <w:spacing w:val="0"/>
-        </w:rPr>
-        <w:t xml:space="preserve">Notes</w:t>
+        <w:t xml:space="preserve">Included in Quote</w:t>
+      </w:r>
+    </w:p>
+    <w:p>
+      <w:pPr/>
+      <w:r>
+        <w:rPr>
+          <w:rFonts w:ascii="Helvetica" w:hAnsi="Helvetica" w:cs="Helvetica"/>
+          <w:sz w:val="25"/>
+          <w:sz-cs w:val="25"/>
+          <w:b/>
+          <w:spacing w:val="0"/>
+        </w:rPr>
+        <w:t xml:space="preserve">Currency</w:t>
+      </w:r>
+    </w:p>
+    <w:p>
+      <w:pPr/>
+      <w:r>
+        <w:rPr>
+          <w:rFonts w:ascii="Helvetica" w:hAnsi="Helvetica" w:cs="Helvetica"/>
+          <w:sz w:val="25"/>
+          <w:sz-cs w:val="25"/>
+          <w:b/>
+          <w:spacing w:val="0"/>
+        </w:rPr>
+        <w:t xml:space="preserve">Total Price</w:t>
+      </w:r>
+    </w:p>
+    <w:p>
+      <w:pPr/>
+      <w:r>
+        <w:rPr>
+          <w:rFonts w:ascii="Helvetica" w:hAnsi="Helvetica" w:cs="Helvetica"/>
+          <w:sz w:val="25"/>
+          <w:sz-cs w:val="25"/>
+          <w:b/>
+          <w:spacing w:val="0"/>
+        </w:rPr>
+        <w:t xml:space="preserve">Exclusions or Assumptions</w:t>
       </w:r>
     </w:p>
     <w:p>
@@ -735,19 +883,31 @@
           <w:sz-cs w:val="25"/>
           <w:spacing w:val="0"/>
         </w:rPr>
-        <w:t xml:space="preserve">Standalone</w:t>
-      </w:r>
-    </w:p>
-    <w:p>
-      <w:pPr/>
-      <w:r>
-        <w:rPr>
-          <w:rFonts w:ascii="Helvetica" w:hAnsi="Helvetica" w:cs="Helvetica"/>
-          <w:sz w:val="25"/>
-          <w:sz-cs w:val="25"/>
-          <w:spacing w:val="0"/>
-        </w:rPr>
-        <w:t xml:space="preserve">USD 420,000</w:t>
+        <w:t xml:space="preserve">Yes</w:t>
+      </w:r>
+    </w:p>
+    <w:p>
+      <w:pPr/>
+      <w:r>
+        <w:rPr>
+          <w:rFonts w:ascii="Helvetica" w:hAnsi="Helvetica" w:cs="Helvetica"/>
+          <w:sz w:val="25"/>
+          <w:sz-cs w:val="25"/>
+          <w:spacing w:val="0"/>
+        </w:rPr>
+        <w:t xml:space="preserve">USD</w:t>
+      </w:r>
+    </w:p>
+    <w:p>
+      <w:pPr/>
+      <w:r>
+        <w:rPr>
+          <w:rFonts w:ascii="Helvetica" w:hAnsi="Helvetica" w:cs="Helvetica"/>
+          <w:sz w:val="25"/>
+          <w:sz-cs w:val="25"/>
+          <w:spacing w:val="0"/>
+        </w:rPr>
+        <w:t xml:space="preserve">390000</w:t>
       </w:r>
     </w:p>
     <w:p>
@@ -795,19 +955,31 @@
           <w:sz-cs w:val="25"/>
           <w:spacing w:val="0"/>
         </w:rPr>
-        <w:t xml:space="preserve">Standalone</w:t>
-      </w:r>
-    </w:p>
-    <w:p>
-      <w:pPr/>
-      <w:r>
-        <w:rPr>
-          <w:rFonts w:ascii="Helvetica" w:hAnsi="Helvetica" w:cs="Helvetica"/>
-          <w:sz w:val="25"/>
-          <w:sz-cs w:val="25"/>
-          <w:spacing w:val="0"/>
-        </w:rPr>
-        <w:t xml:space="preserve">USD 280,000</w:t>
+        <w:t xml:space="preserve">Yes</w:t>
+      </w:r>
+    </w:p>
+    <w:p>
+      <w:pPr/>
+      <w:r>
+        <w:rPr>
+          <w:rFonts w:ascii="Helvetica" w:hAnsi="Helvetica" w:cs="Helvetica"/>
+          <w:sz w:val="25"/>
+          <w:sz-cs w:val="25"/>
+          <w:spacing w:val="0"/>
+        </w:rPr>
+        <w:t xml:space="preserve">USD</w:t>
+      </w:r>
+    </w:p>
+    <w:p>
+      <w:pPr/>
+      <w:r>
+        <w:rPr>
+          <w:rFonts w:ascii="Helvetica" w:hAnsi="Helvetica" w:cs="Helvetica"/>
+          <w:sz w:val="25"/>
+          <w:sz-cs w:val="25"/>
+          <w:spacing w:val="0"/>
+        </w:rPr>
+        <w:t xml:space="preserve">250000</w:t>
       </w:r>
     </w:p>
     <w:p>
@@ -855,31 +1027,43 @@
           <w:sz-cs w:val="25"/>
           <w:spacing w:val="0"/>
         </w:rPr>
-        <w:t xml:space="preserve">Standalone</w:t>
-      </w:r>
-    </w:p>
-    <w:p>
-      <w:pPr/>
-      <w:r>
-        <w:rPr>
-          <w:rFonts w:ascii="Helvetica" w:hAnsi="Helvetica" w:cs="Helvetica"/>
-          <w:sz w:val="25"/>
-          <w:sz-cs w:val="25"/>
-          <w:spacing w:val="0"/>
-        </w:rPr>
-        <w:t xml:space="preserve">USD 860,000</w:t>
-      </w:r>
-    </w:p>
-    <w:p>
-      <w:pPr/>
-      <w:r>
-        <w:rPr>
-          <w:rFonts w:ascii="Helvetica" w:hAnsi="Helvetica" w:cs="Helvetica"/>
-          <w:sz w:val="25"/>
-          <w:sz-cs w:val="25"/>
-          <w:spacing w:val="0"/>
-        </w:rPr>
-        <w:t xml:space="preserve">Includes shoot, edit, sound mix, color, and standard cutdowns.</w:t>
+        <w:t xml:space="preserve">Yes</w:t>
+      </w:r>
+    </w:p>
+    <w:p>
+      <w:pPr/>
+      <w:r>
+        <w:rPr>
+          <w:rFonts w:ascii="Helvetica" w:hAnsi="Helvetica" w:cs="Helvetica"/>
+          <w:sz w:val="25"/>
+          <w:sz-cs w:val="25"/>
+          <w:spacing w:val="0"/>
+        </w:rPr>
+        <w:t xml:space="preserve">USD</w:t>
+      </w:r>
+    </w:p>
+    <w:p>
+      <w:pPr/>
+      <w:r>
+        <w:rPr>
+          <w:rFonts w:ascii="Helvetica" w:hAnsi="Helvetica" w:cs="Helvetica"/>
+          <w:sz w:val="25"/>
+          <w:sz-cs w:val="25"/>
+          <w:spacing w:val="0"/>
+        </w:rPr>
+        <w:t xml:space="preserve">780000</w:t>
+      </w:r>
+    </w:p>
+    <w:p>
+      <w:pPr/>
+      <w:r>
+        <w:rPr>
+          <w:rFonts w:ascii="Helvetica" w:hAnsi="Helvetica" w:cs="Helvetica"/>
+          <w:sz w:val="25"/>
+          <w:sz-cs w:val="25"/>
+          <w:spacing w:val="0"/>
+        </w:rPr>
+        <w:t xml:space="preserve">Excludes celebrity talent, special music rights, and extraordinary travel.</w:t>
       </w:r>
     </w:p>
     <w:p>
@@ -915,31 +1099,43 @@
           <w:sz-cs w:val="25"/>
           <w:spacing w:val="0"/>
         </w:rPr>
-        <w:t xml:space="preserve">Standalone</w:t>
-      </w:r>
-    </w:p>
-    <w:p>
-      <w:pPr/>
-      <w:r>
-        <w:rPr>
-          <w:rFonts w:ascii="Helvetica" w:hAnsi="Helvetica" w:cs="Helvetica"/>
-          <w:sz w:val="25"/>
-          <w:sz-cs w:val="25"/>
-          <w:spacing w:val="0"/>
-        </w:rPr>
-        <w:t xml:space="preserve">USD 220,000</w:t>
-      </w:r>
-    </w:p>
-    <w:p>
-      <w:pPr/>
-      <w:r>
-        <w:rPr>
-          <w:rFonts w:ascii="Helvetica" w:hAnsi="Helvetica" w:cs="Helvetica"/>
-          <w:sz w:val="25"/>
-          <w:sz-cs w:val="25"/>
-          <w:spacing w:val="0"/>
-        </w:rPr>
-        <w:t xml:space="preserve">Monthly calendar plus asset adaptation for launch window.</w:t>
+        <w:t xml:space="preserve">Yes</w:t>
+      </w:r>
+    </w:p>
+    <w:p>
+      <w:pPr/>
+      <w:r>
+        <w:rPr>
+          <w:rFonts w:ascii="Helvetica" w:hAnsi="Helvetica" w:cs="Helvetica"/>
+          <w:sz w:val="25"/>
+          <w:sz-cs w:val="25"/>
+          <w:spacing w:val="0"/>
+        </w:rPr>
+        <w:t xml:space="preserve">USD</w:t>
+      </w:r>
+    </w:p>
+    <w:p>
+      <w:pPr/>
+      <w:r>
+        <w:rPr>
+          <w:rFonts w:ascii="Helvetica" w:hAnsi="Helvetica" w:cs="Helvetica"/>
+          <w:sz w:val="25"/>
+          <w:sz-cs w:val="25"/>
+          <w:spacing w:val="0"/>
+        </w:rPr>
+        <w:t xml:space="preserve">185000</w:t>
+      </w:r>
+    </w:p>
+    <w:p>
+      <w:pPr/>
+      <w:r>
+        <w:rPr>
+          <w:rFonts w:ascii="Helvetica" w:hAnsi="Helvetica" w:cs="Helvetica"/>
+          <w:sz w:val="25"/>
+          <w:sz-cs w:val="25"/>
+          <w:spacing w:val="0"/>
+        </w:rPr>
+        <w:t xml:space="preserve">Includes monthly calendar plus asset adaptation for the launch window.</w:t>
       </w:r>
     </w:p>
     <w:p>
@@ -975,31 +1171,43 @@
           <w:sz-cs w:val="25"/>
           <w:spacing w:val="0"/>
         </w:rPr>
-        <w:t xml:space="preserve">Standalone</w:t>
-      </w:r>
-    </w:p>
-    <w:p>
-      <w:pPr/>
-      <w:r>
-        <w:rPr>
-          <w:rFonts w:ascii="Helvetica" w:hAnsi="Helvetica" w:cs="Helvetica"/>
-          <w:sz w:val="25"/>
-          <w:sz-cs w:val="25"/>
-          <w:spacing w:val="0"/>
-        </w:rPr>
-        <w:t xml:space="preserve">USD 180,000</w:t>
-      </w:r>
-    </w:p>
-    <w:p>
-      <w:pPr/>
-      <w:r>
-        <w:rPr>
-          <w:rFonts w:ascii="Helvetica" w:hAnsi="Helvetica" w:cs="Helvetica"/>
-          <w:sz w:val="25"/>
-          <w:sz-cs w:val="25"/>
-          <w:spacing w:val="0"/>
-        </w:rPr>
-        <w:t xml:space="preserve">Audience, channel, and budget planning.</w:t>
+        <w:t xml:space="preserve">Yes</w:t>
+      </w:r>
+    </w:p>
+    <w:p>
+      <w:pPr/>
+      <w:r>
+        <w:rPr>
+          <w:rFonts w:ascii="Helvetica" w:hAnsi="Helvetica" w:cs="Helvetica"/>
+          <w:sz w:val="25"/>
+          <w:sz-cs w:val="25"/>
+          <w:spacing w:val="0"/>
+        </w:rPr>
+        <w:t xml:space="preserve">USD</w:t>
+      </w:r>
+    </w:p>
+    <w:p>
+      <w:pPr/>
+      <w:r>
+        <w:rPr>
+          <w:rFonts w:ascii="Helvetica" w:hAnsi="Helvetica" w:cs="Helvetica"/>
+          <w:sz w:val="25"/>
+          <w:sz-cs w:val="25"/>
+          <w:spacing w:val="0"/>
+        </w:rPr>
+        <w:t xml:space="preserve">155000</w:t>
+      </w:r>
+    </w:p>
+    <w:p>
+      <w:pPr/>
+      <w:r>
+        <w:rPr>
+          <w:rFonts w:ascii="Helvetica" w:hAnsi="Helvetica" w:cs="Helvetica"/>
+          <w:sz w:val="25"/>
+          <w:sz-cs w:val="25"/>
+          <w:spacing w:val="0"/>
+        </w:rPr>
+        <w:t xml:space="preserve">Includes audience, channel, and budget planning.</w:t>
       </w:r>
     </w:p>
     <w:p>
@@ -1035,31 +1243,43 @@
           <w:sz-cs w:val="25"/>
           <w:spacing w:val="0"/>
         </w:rPr>
-        <w:t xml:space="preserve">Standalone</w:t>
-      </w:r>
-    </w:p>
-    <w:p>
-      <w:pPr/>
-      <w:r>
-        <w:rPr>
-          <w:rFonts w:ascii="Helvetica" w:hAnsi="Helvetica" w:cs="Helvetica"/>
-          <w:sz w:val="25"/>
-          <w:sz-cs w:val="25"/>
-          <w:spacing w:val="0"/>
-        </w:rPr>
-        <w:t xml:space="preserve">USD 360,000</w:t>
-      </w:r>
-    </w:p>
-    <w:p>
-      <w:pPr/>
-      <w:r>
-        <w:rPr>
-          <w:rFonts w:ascii="Helvetica" w:hAnsi="Helvetica" w:cs="Helvetica"/>
-          <w:sz w:val="25"/>
-          <w:sz-cs w:val="25"/>
-          <w:spacing w:val="0"/>
-        </w:rPr>
-        <w:t xml:space="preserve">Activation and optimization fees; excludes platform media spend.</w:t>
+        <w:t xml:space="preserve">Yes</w:t>
+      </w:r>
+    </w:p>
+    <w:p>
+      <w:pPr/>
+      <w:r>
+        <w:rPr>
+          <w:rFonts w:ascii="Helvetica" w:hAnsi="Helvetica" w:cs="Helvetica"/>
+          <w:sz w:val="25"/>
+          <w:sz-cs w:val="25"/>
+          <w:spacing w:val="0"/>
+        </w:rPr>
+        <w:t xml:space="preserve">USD</w:t>
+      </w:r>
+    </w:p>
+    <w:p>
+      <w:pPr/>
+      <w:r>
+        <w:rPr>
+          <w:rFonts w:ascii="Helvetica" w:hAnsi="Helvetica" w:cs="Helvetica"/>
+          <w:sz w:val="25"/>
+          <w:sz-cs w:val="25"/>
+          <w:spacing w:val="0"/>
+        </w:rPr>
+        <w:t xml:space="preserve">320000</w:t>
+      </w:r>
+    </w:p>
+    <w:p>
+      <w:pPr/>
+      <w:r>
+        <w:rPr>
+          <w:rFonts w:ascii="Helvetica" w:hAnsi="Helvetica" w:cs="Helvetica"/>
+          <w:sz w:val="25"/>
+          <w:sz-cs w:val="25"/>
+          <w:spacing w:val="0"/>
+        </w:rPr>
+        <w:t xml:space="preserve">Platform media spend excluded; fee covers activation and optimization.</w:t>
       </w:r>
     </w:p>
     <w:p>
@@ -1095,31 +1315,43 @@
           <w:sz-cs w:val="25"/>
           <w:spacing w:val="0"/>
         </w:rPr>
-        <w:t xml:space="preserve">Standalone</w:t>
-      </w:r>
-    </w:p>
-    <w:p>
-      <w:pPr/>
-      <w:r>
-        <w:rPr>
-          <w:rFonts w:ascii="Helvetica" w:hAnsi="Helvetica" w:cs="Helvetica"/>
-          <w:sz w:val="25"/>
-          <w:sz-cs w:val="25"/>
-          <w:spacing w:val="0"/>
-        </w:rPr>
-        <w:t xml:space="preserve">USD 190,000</w:t>
-      </w:r>
-    </w:p>
-    <w:p>
-      <w:pPr/>
-      <w:r>
-        <w:rPr>
-          <w:rFonts w:ascii="Helvetica" w:hAnsi="Helvetica" w:cs="Helvetica"/>
-          <w:sz w:val="25"/>
-          <w:sz-cs w:val="25"/>
-          <w:spacing w:val="0"/>
-        </w:rPr>
-        <w:t xml:space="preserve">Central review plus market counsel coordination.</w:t>
+        <w:t xml:space="preserve">Yes</w:t>
+      </w:r>
+    </w:p>
+    <w:p>
+      <w:pPr/>
+      <w:r>
+        <w:rPr>
+          <w:rFonts w:ascii="Helvetica" w:hAnsi="Helvetica" w:cs="Helvetica"/>
+          <w:sz w:val="25"/>
+          <w:sz-cs w:val="25"/>
+          <w:spacing w:val="0"/>
+        </w:rPr>
+        <w:t xml:space="preserve">USD</w:t>
+      </w:r>
+    </w:p>
+    <w:p>
+      <w:pPr/>
+      <w:r>
+        <w:rPr>
+          <w:rFonts w:ascii="Helvetica" w:hAnsi="Helvetica" w:cs="Helvetica"/>
+          <w:sz w:val="25"/>
+          <w:sz-cs w:val="25"/>
+          <w:spacing w:val="0"/>
+        </w:rPr>
+        <w:t xml:space="preserve">170000</w:t>
+      </w:r>
+    </w:p>
+    <w:p>
+      <w:pPr/>
+      <w:r>
+        <w:rPr>
+          <w:rFonts w:ascii="Helvetica" w:hAnsi="Helvetica" w:cs="Helvetica"/>
+          <w:sz w:val="25"/>
+          <w:sz-cs w:val="25"/>
+          <w:spacing w:val="0"/>
+        </w:rPr>
+        <w:t xml:space="preserve">Includes central review plus market counsel coordination.</w:t>
       </w:r>
     </w:p>
     <w:p>
@@ -1155,157 +1387,43 @@
           <w:sz-cs w:val="25"/>
           <w:spacing w:val="0"/>
         </w:rPr>
-        <w:t xml:space="preserve">Standalone</w:t>
-      </w:r>
-    </w:p>
-    <w:p>
-      <w:pPr/>
-      <w:r>
-        <w:rPr>
-          <w:rFonts w:ascii="Helvetica" w:hAnsi="Helvetica" w:cs="Helvetica"/>
-          <w:sz w:val="25"/>
-          <w:sz-cs w:val="25"/>
-          <w:spacing w:val="0"/>
-        </w:rPr>
-        <w:t xml:space="preserve">USD 270,000</w:t>
-      </w:r>
-    </w:p>
-    <w:p>
-      <w:pPr/>
-      <w:r>
-        <w:rPr>
-          <w:rFonts w:ascii="Helvetica" w:hAnsi="Helvetica" w:cs="Helvetica"/>
-          <w:sz w:val="25"/>
-          <w:sz-cs w:val="25"/>
-          <w:spacing w:val="0"/>
-        </w:rPr>
-        <w:t xml:space="preserve">Program office, reporting, and master launch governance.</w:t>
-      </w:r>
-    </w:p>
-    <w:p>
-      <w:pPr>
-        <w:spacing w:after="160"/>
-      </w:pPr>
-      <w:r>
-        <w:rPr>
-          <w:rFonts w:ascii="Helvetica" w:hAnsi="Helvetica" w:cs="Helvetica"/>
-          <w:sz w:val="37"/>
-          <w:sz-cs w:val="37"/>
-          <w:b/>
-          <w:spacing w:val="0"/>
-        </w:rPr>
-        <w:t xml:space="preserve">Exclusions and Assumptions Schedule</w:t>
-      </w:r>
-    </w:p>
-    <w:p>
-      <w:pPr/>
-      <w:r>
-        <w:rPr>
-          <w:rFonts w:ascii="Helvetica" w:hAnsi="Helvetica" w:cs="Helvetica"/>
-          <w:sz w:val="25"/>
-          <w:sz-cs w:val="25"/>
-          <w:b/>
-          <w:spacing w:val="0"/>
-        </w:rPr>
-        <w:t xml:space="preserve">Exclusion or Assumption</w:t>
-      </w:r>
-    </w:p>
-    <w:p>
-      <w:pPr/>
-      <w:r>
-        <w:rPr>
-          <w:rFonts w:ascii="Helvetica" w:hAnsi="Helvetica" w:cs="Helvetica"/>
-          <w:sz w:val="25"/>
-          <w:sz-cs w:val="25"/>
-          <w:b/>
-          <w:spacing w:val="0"/>
-        </w:rPr>
-        <w:t xml:space="preserve">Affected Line Item</w:t>
-      </w:r>
-    </w:p>
-    <w:p>
-      <w:pPr/>
-      <w:r>
-        <w:rPr>
-          <w:rFonts w:ascii="Helvetica" w:hAnsi="Helvetica" w:cs="Helvetica"/>
-          <w:sz w:val="25"/>
-          <w:sz-cs w:val="25"/>
-          <w:b/>
-          <w:spacing w:val="0"/>
-        </w:rPr>
-        <w:t xml:space="preserve">Commercial Impact</w:t>
-      </w:r>
-    </w:p>
-    <w:p>
-      <w:pPr/>
-      <w:r>
-        <w:rPr>
-          <w:rFonts w:ascii="Helvetica" w:hAnsi="Helvetica" w:cs="Helvetica"/>
-          <w:sz w:val="25"/>
-          <w:sz-cs w:val="25"/>
-          <w:spacing w:val="0"/>
-        </w:rPr>
-        <w:t xml:space="preserve">Paid media platform spend is excluded.</w:t>
-      </w:r>
-    </w:p>
-    <w:p>
-      <w:pPr/>
-      <w:r>
-        <w:rPr>
-          <w:rFonts w:ascii="Helvetica" w:hAnsi="Helvetica" w:cs="Helvetica"/>
-          <w:sz w:val="25"/>
-          <w:sz-cs w:val="25"/>
-          <w:spacing w:val="0"/>
-        </w:rPr>
-        <w:t xml:space="preserve">li_5, li_6</w:t>
-      </w:r>
-    </w:p>
-    <w:p>
-      <w:pPr/>
-      <w:r>
-        <w:rPr>
-          <w:rFonts w:ascii="Helvetica" w:hAnsi="Helvetica" w:cs="Helvetica"/>
-          <w:sz w:val="25"/>
-          <w:sz-cs w:val="25"/>
-          <w:spacing w:val="0"/>
-        </w:rPr>
-        <w:t xml:space="preserve">Media budgets are buyer-funded and pass through directly.</w:t>
-      </w:r>
-    </w:p>
-    <w:p>
-      <w:pPr/>
-      <w:r>
-        <w:rPr>
-          <w:rFonts w:ascii="Helvetica" w:hAnsi="Helvetica" w:cs="Helvetica"/>
-          <w:sz w:val="25"/>
-          <w:sz-cs w:val="25"/>
-          <w:spacing w:val="0"/>
-        </w:rPr>
-        <w:t xml:space="preserve">Music talent, celebrity rights, and extraordinary travel are excluded.</w:t>
-      </w:r>
-    </w:p>
-    <w:p>
-      <w:pPr/>
-      <w:r>
-        <w:rPr>
-          <w:rFonts w:ascii="Helvetica" w:hAnsi="Helvetica" w:cs="Helvetica"/>
-          <w:sz w:val="25"/>
-          <w:sz-cs w:val="25"/>
-          <w:spacing w:val="0"/>
-        </w:rPr>
-        <w:t xml:space="preserve">li_3</w:t>
-      </w:r>
-    </w:p>
-    <w:p>
-      <w:pPr/>
-      <w:r>
-        <w:rPr>
-          <w:rFonts w:ascii="Helvetica" w:hAnsi="Helvetica" w:cs="Helvetica"/>
-          <w:sz w:val="25"/>
-          <w:sz-cs w:val="25"/>
-          <w:spacing w:val="0"/>
-        </w:rPr>
-        <w:t xml:space="preserve">Only incurred if buyer chooses premium production options.</w:t>
+        <w:t xml:space="preserve">Yes</w:t>
+      </w:r>
+    </w:p>
+    <w:p>
+      <w:pPr/>
+      <w:r>
+        <w:rPr>
+          <w:rFonts w:ascii="Helvetica" w:hAnsi="Helvetica" w:cs="Helvetica"/>
+          <w:sz w:val="25"/>
+          <w:sz-cs w:val="25"/>
+          <w:spacing w:val="0"/>
+        </w:rPr>
+        <w:t xml:space="preserve">USD</w:t>
+      </w:r>
+    </w:p>
+    <w:p>
+      <w:pPr/>
+      <w:r>
+        <w:rPr>
+          <w:rFonts w:ascii="Helvetica" w:hAnsi="Helvetica" w:cs="Helvetica"/>
+          <w:sz w:val="25"/>
+          <w:sz-cs w:val="25"/>
+          <w:spacing w:val="0"/>
+        </w:rPr>
+        <w:t xml:space="preserve">235000</w:t>
+      </w:r>
+    </w:p>
+    <w:p>
+      <w:pPr/>
+      <w:r>
+        <w:rPr>
+          <w:rFonts w:ascii="Helvetica" w:hAnsi="Helvetica" w:cs="Helvetica"/>
+          <w:sz w:val="25"/>
+          <w:sz-cs w:val="25"/>
+          <w:spacing w:val="0"/>
+        </w:rPr>
+        <w:t xml:space="preserve">Includes program office, reporting, and master launch governance.</w:t>
       </w:r>
     </w:p>
     <w:sectPr/>
